--- a/contracts_templates/waybill_template.docx
+++ b/contracts_templates/waybill_template.docx
@@ -254,9 +254,123 @@
           <w:sz w:val="24"/>
           <w:szCs w:val="24"/>
         </w:rPr>
+        <w:t>{{ supplier_director}}</w:t>
+      </w:r>
+      <w:r>
+        <w:rPr>
+          <w:rFonts w:ascii="Arial" w:hAnsi="Arial" w:cs="Arial"/>
+          <w:sz w:val="24"/>
+          <w:szCs w:val="24"/>
+        </w:rPr>
+        <w:t xml:space="preserve">, действующего на основании </w:t>
+      </w:r>
+      <w:r>
+        <w:rPr>
+          <w:rFonts w:ascii="Arial" w:hAnsi="Arial" w:cs="Arial"/>
+          <w:bCs/>
+          <w:sz w:val="24"/>
+          <w:szCs w:val="24"/>
+        </w:rPr>
+        <w:t>{{</w:t>
+      </w:r>
+      <w:r>
+        <w:rPr>
+          <w:rFonts w:ascii="Arial" w:hAnsi="Arial" w:cs="Arial"/>
+          <w:bCs/>
+          <w:sz w:val="24"/>
+          <w:szCs w:val="24"/>
+          <w:lang w:val="en-US"/>
+        </w:rPr>
+        <w:t>buyer</w:t>
+      </w:r>
+      <w:r>
+        <w:rPr>
+          <w:rFonts w:ascii="Arial" w:hAnsi="Arial" w:cs="Arial"/>
+          <w:bCs/>
+          <w:sz w:val="24"/>
+          <w:szCs w:val="24"/>
+        </w:rPr>
+        <w:t>_</w:t>
+      </w:r>
+      <w:r>
+        <w:rPr>
+          <w:rFonts w:ascii="Arial" w:hAnsi="Arial" w:cs="Arial"/>
+          <w:bCs/>
+          <w:sz w:val="24"/>
+          <w:szCs w:val="24"/>
+          <w:lang w:val="en-US"/>
+        </w:rPr>
+        <w:t>basis</w:t>
+      </w:r>
+      <w:r>
+        <w:rPr>
+          <w:rFonts w:ascii="Arial" w:hAnsi="Arial" w:cs="Arial"/>
+          <w:bCs/>
+          <w:sz w:val="24"/>
+          <w:szCs w:val="24"/>
+        </w:rPr>
+        <w:t>}}</w:t>
+      </w:r>
+      <w:r>
+        <w:rPr>
+          <w:rFonts w:ascii="Arial" w:hAnsi="Arial" w:cs="Arial"/>
+          <w:sz w:val="24"/>
+          <w:szCs w:val="24"/>
+        </w:rPr>
+        <w:t xml:space="preserve">, с одной стороны, и </w:t>
+      </w:r>
+      <w:r>
+        <w:rPr>
+          <w:rFonts w:ascii="Arial" w:hAnsi="Arial" w:cs="Arial"/>
+          <w:bCs/>
+          <w:sz w:val="24"/>
+          <w:szCs w:val="24"/>
+        </w:rPr>
         <w:t xml:space="preserve">{{ </w:t>
       </w:r>
-      <w:proofErr w:type="spellStart"/>
+      <w:r>
+        <w:rPr>
+          <w:rFonts w:ascii="Arial" w:hAnsi="Arial" w:cs="Arial"/>
+          <w:sz w:val="24"/>
+          <w:szCs w:val="24"/>
+          <w:lang w:val="en-US"/>
+        </w:rPr>
+        <w:t>buyer</w:t>
+      </w:r>
+      <w:r>
+        <w:rPr>
+          <w:rFonts w:ascii="Arial" w:hAnsi="Arial" w:cs="Arial"/>
+          <w:sz w:val="24"/>
+          <w:szCs w:val="24"/>
+        </w:rPr>
+        <w:t>_</w:t>
+      </w:r>
+      <w:r>
+        <w:rPr>
+          <w:rFonts w:ascii="Arial" w:hAnsi="Arial" w:cs="Arial"/>
+          <w:sz w:val="24"/>
+          <w:szCs w:val="24"/>
+          <w:lang w:val="en-US"/>
+        </w:rPr>
+        <w:t>full</w:t>
+      </w:r>
+      <w:r>
+        <w:rPr>
+          <w:rFonts w:ascii="Arial" w:hAnsi="Arial" w:cs="Arial"/>
+          <w:sz w:val="24"/>
+          <w:szCs w:val="24"/>
+        </w:rPr>
+        <w:t>_</w:t>
+      </w:r>
+      <w:r>
+        <w:rPr>
+          <w:rFonts w:ascii="Arial" w:hAnsi="Arial" w:cs="Arial"/>
+          <w:sz w:val="24"/>
+          <w:szCs w:val="24"/>
+          <w:lang w:val="en-US"/>
+        </w:rPr>
+        <w:t>name</w:t>
+      </w:r>
       <w:r>
         <w:rPr>
           <w:rFonts w:ascii="Arial" w:hAnsi="Arial" w:cs="Arial"/>
@@ -264,9 +378,16 @@
           <w:sz w:val="24"/>
           <w:szCs w:val="24"/>
         </w:rPr>
-        <w:t>supplier_director</w:t>
-      </w:r>
-      <w:proofErr w:type="spellEnd"/>
+        <w:t xml:space="preserve"> }}</w:t>
+      </w:r>
+      <w:r>
+        <w:rPr>
+          <w:rFonts w:ascii="Arial" w:hAnsi="Arial" w:cs="Arial"/>
+          <w:sz w:val="24"/>
+          <w:szCs w:val="24"/>
+        </w:rPr>
+        <w:t xml:space="preserve">, именуемое в дальнейшем Покупатель, в лице </w:t>
+      </w:r>
       <w:r>
         <w:rPr>
           <w:rFonts w:ascii="Arial" w:hAnsi="Arial" w:cs="Arial"/>
@@ -274,6 +395,50 @@
           <w:sz w:val="24"/>
           <w:szCs w:val="24"/>
         </w:rPr>
+        <w:t xml:space="preserve">{{ </w:t>
+      </w:r>
+      <w:r>
+        <w:rPr>
+          <w:rFonts w:ascii="Arial" w:hAnsi="Arial" w:cs="Arial"/>
+          <w:sz w:val="24"/>
+          <w:szCs w:val="24"/>
+          <w:lang w:val="en-US"/>
+        </w:rPr>
+        <w:t>buyer</w:t>
+      </w:r>
+      <w:r>
+        <w:rPr>
+          <w:rFonts w:ascii="Arial" w:hAnsi="Arial" w:cs="Arial"/>
+          <w:sz w:val="24"/>
+          <w:szCs w:val="24"/>
+        </w:rPr>
+        <w:t>_</w:t>
+      </w:r>
+      <w:r>
+        <w:rPr>
+          <w:rFonts w:ascii="Arial" w:hAnsi="Arial" w:cs="Arial"/>
+          <w:sz w:val="24"/>
+          <w:szCs w:val="24"/>
+          <w:lang w:val="en-US"/>
+        </w:rPr>
+        <w:t>director</w:t>
+      </w:r>
+      <w:r>
+        <w:rPr>
+          <w:rFonts w:ascii="Arial" w:hAnsi="Arial" w:cs="Arial"/>
+          <w:bCs/>
+          <w:sz w:val="24"/>
+          <w:szCs w:val="24"/>
+        </w:rPr>
+        <w:t xml:space="preserve"> </w:t>
+      </w:r>
+      <w:r>
+        <w:rPr>
+          <w:rFonts w:ascii="Arial" w:hAnsi="Arial" w:cs="Arial"/>
+          <w:bCs/>
+          <w:sz w:val="24"/>
+          <w:szCs w:val="24"/>
+        </w:rPr>
         <w:t>}}</w:t>
       </w:r>
       <w:r>
@@ -291,7 +456,7 @@
           <w:sz w:val="24"/>
           <w:szCs w:val="24"/>
         </w:rPr>
-        <w:t>{{</w:t>
+        <w:t>{{buyer</w:t>
       </w:r>
       <w:r>
         <w:rPr>
@@ -299,9 +464,18 @@
           <w:bCs/>
           <w:sz w:val="24"/>
           <w:szCs w:val="24"/>
+        </w:rPr>
+        <w:t>_</w:t>
+      </w:r>
+      <w:r>
+        <w:rPr>
+          <w:rFonts w:ascii="Arial" w:hAnsi="Arial" w:cs="Arial"/>
+          <w:bCs/>
+          <w:sz w:val="24"/>
+          <w:szCs w:val="24"/>
           <w:lang w:val="en-US"/>
         </w:rPr>
-        <w:t>buyer</w:t>
+        <w:t>b</w:t>
       </w:r>
       <w:r>
         <w:rPr>
@@ -310,223 +484,7 @@
           <w:sz w:val="24"/>
           <w:szCs w:val="24"/>
         </w:rPr>
-        <w:t>_</w:t>
-      </w:r>
-      <w:r>
-        <w:rPr>
-          <w:rFonts w:ascii="Arial" w:hAnsi="Arial" w:cs="Arial"/>
-          <w:bCs/>
-          <w:sz w:val="24"/>
-          <w:szCs w:val="24"/>
-          <w:lang w:val="en-US"/>
-        </w:rPr>
-        <w:t>basis</w:t>
-      </w:r>
-      <w:r>
-        <w:rPr>
-          <w:rFonts w:ascii="Arial" w:hAnsi="Arial" w:cs="Arial"/>
-          <w:bCs/>
-          <w:sz w:val="24"/>
-          <w:szCs w:val="24"/>
-        </w:rPr>
-        <w:t>}}</w:t>
-      </w:r>
-      <w:r>
-        <w:rPr>
-          <w:rFonts w:ascii="Arial" w:hAnsi="Arial" w:cs="Arial"/>
-          <w:sz w:val="24"/>
-          <w:szCs w:val="24"/>
-        </w:rPr>
-        <w:t xml:space="preserve">, с одной стороны, и </w:t>
-      </w:r>
-      <w:r>
-        <w:rPr>
-          <w:rFonts w:ascii="Arial" w:hAnsi="Arial" w:cs="Arial"/>
-          <w:bCs/>
-          <w:sz w:val="24"/>
-          <w:szCs w:val="24"/>
-        </w:rPr>
-        <w:t xml:space="preserve">{{ </w:t>
-      </w:r>
-      <w:r>
-        <w:rPr>
-          <w:rFonts w:ascii="Arial" w:hAnsi="Arial" w:cs="Arial"/>
-          <w:sz w:val="24"/>
-          <w:szCs w:val="24"/>
-          <w:lang w:val="en-US"/>
-        </w:rPr>
-        <w:t>buyer</w:t>
-      </w:r>
-      <w:r>
-        <w:rPr>
-          <w:rFonts w:ascii="Arial" w:hAnsi="Arial" w:cs="Arial"/>
-          <w:sz w:val="24"/>
-          <w:szCs w:val="24"/>
-        </w:rPr>
-        <w:t>_</w:t>
-      </w:r>
-      <w:r>
-        <w:rPr>
-          <w:rFonts w:ascii="Arial" w:hAnsi="Arial" w:cs="Arial"/>
-          <w:sz w:val="24"/>
-          <w:szCs w:val="24"/>
-          <w:lang w:val="en-US"/>
-        </w:rPr>
-        <w:t>full</w:t>
-      </w:r>
-      <w:r>
-        <w:rPr>
-          <w:rFonts w:ascii="Arial" w:hAnsi="Arial" w:cs="Arial"/>
-          <w:sz w:val="24"/>
-          <w:szCs w:val="24"/>
-        </w:rPr>
-        <w:t>_</w:t>
-      </w:r>
-      <w:r>
-        <w:rPr>
-          <w:rFonts w:ascii="Arial" w:hAnsi="Arial" w:cs="Arial"/>
-          <w:sz w:val="24"/>
-          <w:szCs w:val="24"/>
-          <w:lang w:val="en-US"/>
-        </w:rPr>
-        <w:t>name</w:t>
-      </w:r>
-      <w:r>
-        <w:rPr>
-          <w:rFonts w:ascii="Arial" w:hAnsi="Arial" w:cs="Arial"/>
-          <w:bCs/>
-          <w:sz w:val="24"/>
-          <w:szCs w:val="24"/>
-        </w:rPr>
-        <w:t xml:space="preserve"> }}</w:t>
-      </w:r>
-      <w:r>
-        <w:rPr>
-          <w:rFonts w:ascii="Arial" w:hAnsi="Arial" w:cs="Arial"/>
-          <w:sz w:val="24"/>
-          <w:szCs w:val="24"/>
-        </w:rPr>
-        <w:t xml:space="preserve">, именуемое в дальнейшем Покупатель, в лице </w:t>
-      </w:r>
-      <w:r>
-        <w:rPr>
-          <w:rFonts w:ascii="Arial" w:hAnsi="Arial" w:cs="Arial"/>
-          <w:bCs/>
-          <w:sz w:val="24"/>
-          <w:szCs w:val="24"/>
-        </w:rPr>
-        <w:t xml:space="preserve">{{ </w:t>
-      </w:r>
-      <w:r>
-        <w:rPr>
-          <w:rFonts w:ascii="Arial" w:hAnsi="Arial" w:cs="Arial"/>
-          <w:sz w:val="24"/>
-          <w:szCs w:val="24"/>
-          <w:lang w:val="en-US"/>
-        </w:rPr>
-        <w:t>buyer</w:t>
-      </w:r>
-      <w:r>
-        <w:rPr>
-          <w:rFonts w:ascii="Arial" w:hAnsi="Arial" w:cs="Arial"/>
-          <w:sz w:val="24"/>
-          <w:szCs w:val="24"/>
-        </w:rPr>
-        <w:t>_</w:t>
-      </w:r>
-      <w:r>
-        <w:rPr>
-          <w:rFonts w:ascii="Arial" w:hAnsi="Arial" w:cs="Arial"/>
-          <w:sz w:val="24"/>
-          <w:szCs w:val="24"/>
-          <w:lang w:val="en-US"/>
-        </w:rPr>
-        <w:t>director</w:t>
-      </w:r>
-      <w:r>
-        <w:rPr>
-          <w:rFonts w:ascii="Arial" w:hAnsi="Arial" w:cs="Arial"/>
-          <w:bCs/>
-          <w:sz w:val="24"/>
-          <w:szCs w:val="24"/>
-        </w:rPr>
-        <w:t xml:space="preserve"> </w:t>
-      </w:r>
-      <w:r>
-        <w:rPr>
-          <w:rFonts w:ascii="Arial" w:hAnsi="Arial" w:cs="Arial"/>
-          <w:bCs/>
-          <w:sz w:val="24"/>
-          <w:szCs w:val="24"/>
-        </w:rPr>
-        <w:t>}}</w:t>
-      </w:r>
-      <w:r>
-        <w:rPr>
-          <w:rFonts w:ascii="Arial" w:hAnsi="Arial" w:cs="Arial"/>
-          <w:sz w:val="24"/>
-          <w:szCs w:val="24"/>
-        </w:rPr>
-        <w:t xml:space="preserve">, действующего на основании </w:t>
-      </w:r>
-      <w:r>
-        <w:rPr>
-          <w:rFonts w:ascii="Arial" w:hAnsi="Arial" w:cs="Arial"/>
-          <w:bCs/>
-          <w:sz w:val="24"/>
-          <w:szCs w:val="24"/>
-        </w:rPr>
-        <w:t>{{</w:t>
-      </w:r>
-      <w:proofErr w:type="spellStart"/>
-      <w:r>
-        <w:rPr>
-          <w:rFonts w:ascii="Arial" w:hAnsi="Arial" w:cs="Arial"/>
-          <w:bCs/>
-          <w:sz w:val="24"/>
-          <w:szCs w:val="24"/>
-        </w:rPr>
-        <w:t>buyer</w:t>
-      </w:r>
-      <w:proofErr w:type="spellEnd"/>
-      <w:r>
-        <w:rPr>
-          <w:rFonts w:ascii="Arial" w:hAnsi="Arial" w:cs="Arial"/>
-          <w:bCs/>
-          <w:sz w:val="24"/>
-          <w:szCs w:val="24"/>
-        </w:rPr>
-        <w:t>_</w:t>
-      </w:r>
-      <w:r>
-        <w:rPr>
-          <w:rFonts w:ascii="Arial" w:hAnsi="Arial" w:cs="Arial"/>
-          <w:bCs/>
-          <w:sz w:val="24"/>
-          <w:szCs w:val="24"/>
-          <w:lang w:val="en-US"/>
-        </w:rPr>
-        <w:t>b</w:t>
-      </w:r>
-      <w:proofErr w:type="spellStart"/>
-      <w:r>
-        <w:rPr>
-          <w:rFonts w:ascii="Arial" w:hAnsi="Arial" w:cs="Arial"/>
-          <w:bCs/>
-          <w:sz w:val="24"/>
-          <w:szCs w:val="24"/>
-        </w:rPr>
-        <w:t>asis</w:t>
-      </w:r>
-      <w:proofErr w:type="spellEnd"/>
-      <w:r>
-        <w:rPr>
-          <w:rFonts w:ascii="Arial" w:hAnsi="Arial" w:cs="Arial"/>
-          <w:bCs/>
-          <w:sz w:val="24"/>
-          <w:szCs w:val="24"/>
-        </w:rPr>
-        <w:t>}}</w:t>
+        <w:t>asis}}</w:t>
       </w:r>
       <w:r>
         <w:rPr>
@@ -1045,27 +1003,7 @@
                 <w:szCs w:val="24"/>
                 <w:lang w:val="en-US"/>
               </w:rPr>
-              <w:t xml:space="preserve">{{ </w:t>
-            </w:r>
-            <w:proofErr w:type="spellStart"/>
-            <w:r>
-              <w:rPr>
-                <w:rFonts w:ascii="Arial" w:hAnsi="Arial" w:cs="Arial"/>
-                <w:sz w:val="24"/>
-                <w:szCs w:val="24"/>
-                <w:lang w:val="en-US"/>
-              </w:rPr>
-              <w:t>item.index</w:t>
-            </w:r>
-            <w:proofErr w:type="spellEnd"/>
-            <w:r>
-              <w:rPr>
-                <w:rFonts w:ascii="Arial" w:hAnsi="Arial" w:cs="Arial"/>
-                <w:sz w:val="24"/>
-                <w:szCs w:val="24"/>
-                <w:lang w:val="en-US"/>
-              </w:rPr>
-              <w:t xml:space="preserve"> }}</w:t>
+              <w:t>{{ item.index }}</w:t>
             </w:r>
           </w:p>
         </w:tc>
@@ -1116,25 +1054,7 @@
                 <w:sz w:val="24"/>
                 <w:szCs w:val="24"/>
               </w:rPr>
-              <w:t xml:space="preserve">{{ </w:t>
-            </w:r>
-            <w:proofErr w:type="spellStart"/>
-            <w:r>
-              <w:rPr>
-                <w:rFonts w:ascii="Arial" w:hAnsi="Arial" w:cs="Arial"/>
-                <w:sz w:val="24"/>
-                <w:szCs w:val="24"/>
-              </w:rPr>
-              <w:t>item.quantity</w:t>
-            </w:r>
-            <w:proofErr w:type="spellEnd"/>
-            <w:r>
-              <w:rPr>
-                <w:rFonts w:ascii="Arial" w:hAnsi="Arial" w:cs="Arial"/>
-                <w:sz w:val="24"/>
-                <w:szCs w:val="24"/>
-              </w:rPr>
-              <w:t xml:space="preserve"> }}</w:t>
+              <w:t>{{ item.quantity }}</w:t>
             </w:r>
           </w:p>
         </w:tc>
@@ -1160,27 +1080,8 @@
                 <w:sz w:val="24"/>
                 <w:szCs w:val="24"/>
               </w:rPr>
-              <w:t xml:space="preserve">{{ </w:t>
-            </w:r>
-            <w:proofErr w:type="spellStart"/>
-            <w:r>
-              <w:rPr>
-                <w:rFonts w:ascii="Arial" w:hAnsi="Arial" w:cs="Arial"/>
-                <w:sz w:val="24"/>
-                <w:szCs w:val="24"/>
-              </w:rPr>
-              <w:t>item</w:t>
-            </w:r>
-            <w:proofErr w:type="spellEnd"/>
-            <w:r>
-              <w:rPr>
-                <w:rFonts w:ascii="Arial" w:hAnsi="Arial" w:cs="Arial"/>
-                <w:sz w:val="24"/>
-                <w:szCs w:val="24"/>
-              </w:rPr>
-              <w:t>.</w:t>
-            </w:r>
-            <w:proofErr w:type="spellStart"/>
+              <w:t>{{ item.</w:t>
+            </w:r>
             <w:r>
               <w:rPr>
                 <w:rFonts w:ascii="Arial" w:hAnsi="Arial" w:cs="Arial"/>
@@ -1190,7 +1091,6 @@
               </w:rPr>
               <w:t>price_without_vat</w:t>
             </w:r>
-            <w:proofErr w:type="spellEnd"/>
             <w:r>
               <w:rPr>
                 <w:rFonts w:ascii="Arial" w:hAnsi="Arial" w:cs="Arial"/>
@@ -1223,17 +1123,7 @@
                 <w:szCs w:val="24"/>
                 <w:lang w:val="en-US"/>
               </w:rPr>
-              <w:t xml:space="preserve">{{ </w:t>
-            </w:r>
-            <w:proofErr w:type="spellStart"/>
-            <w:r>
-              <w:rPr>
-                <w:rFonts w:ascii="Arial" w:hAnsi="Arial" w:cs="Arial"/>
-                <w:sz w:val="24"/>
-                <w:szCs w:val="24"/>
-                <w:lang w:val="en-US"/>
-              </w:rPr>
-              <w:t>item.price</w:t>
+              <w:t>{{ item.price</w:t>
             </w:r>
             <w:r>
               <w:rPr>
@@ -1244,7 +1134,6 @@
               </w:rPr>
               <w:t>_with_vat</w:t>
             </w:r>
-            <w:proofErr w:type="spellEnd"/>
             <w:r>
               <w:rPr>
                 <w:rFonts w:ascii="Arial" w:hAnsi="Arial" w:cs="Arial"/>
@@ -1293,27 +1182,7 @@
                 <w:szCs w:val="24"/>
                 <w:lang w:val="en-US"/>
               </w:rPr>
-              <w:t xml:space="preserve">{% </w:t>
-            </w:r>
-            <w:proofErr w:type="spellStart"/>
-            <w:r>
-              <w:rPr>
-                <w:rFonts w:ascii="Arial" w:hAnsi="Arial" w:cs="Arial"/>
-                <w:sz w:val="24"/>
-                <w:szCs w:val="24"/>
-                <w:lang w:val="en-US"/>
-              </w:rPr>
-              <w:t>endfor</w:t>
-            </w:r>
-            <w:proofErr w:type="spellEnd"/>
-            <w:r>
-              <w:rPr>
-                <w:rFonts w:ascii="Arial" w:hAnsi="Arial" w:cs="Arial"/>
-                <w:sz w:val="24"/>
-                <w:szCs w:val="24"/>
-                <w:lang w:val="en-US"/>
-              </w:rPr>
-              <w:t xml:space="preserve"> %}</w:t>
+              <w:t>{% endfor %}</w:t>
             </w:r>
           </w:p>
         </w:tc>
@@ -1423,23 +1292,13 @@
         </w:rPr>
         <w:t>Стоимость поставленного Товара {{</w:t>
       </w:r>
-      <w:proofErr w:type="spellStart"/>
-      <w:r>
-        <w:rPr>
-          <w:rFonts w:ascii="Arial" w:hAnsi="Arial" w:cs="Arial"/>
-          <w:sz w:val="24"/>
-          <w:szCs w:val="24"/>
-        </w:rPr>
-        <w:t>total</w:t>
-      </w:r>
-      <w:proofErr w:type="spellEnd"/>
-      <w:r>
-        <w:rPr>
-          <w:rFonts w:ascii="Arial" w:hAnsi="Arial" w:cs="Arial"/>
-          <w:sz w:val="24"/>
-          <w:szCs w:val="24"/>
-        </w:rPr>
-        <w:t>_</w:t>
+      <w:r>
+        <w:rPr>
+          <w:rFonts w:ascii="Arial" w:hAnsi="Arial" w:cs="Arial"/>
+          <w:sz w:val="24"/>
+          <w:szCs w:val="24"/>
+        </w:rPr>
+        <w:t>total_</w:t>
       </w:r>
       <w:r>
         <w:rPr>
@@ -1468,7 +1327,6 @@
         </w:rPr>
         <w:t>({{</w:t>
       </w:r>
-      <w:proofErr w:type="spellStart"/>
       <w:r>
         <w:rPr>
           <w:rFonts w:ascii="Arial" w:hAnsi="Arial" w:cs="Arial"/>
@@ -1478,7 +1336,6 @@
         </w:rPr>
         <w:t>total_amount_words</w:t>
       </w:r>
-      <w:proofErr w:type="spellEnd"/>
       <w:r>
         <w:rPr>
           <w:rFonts w:ascii="Arial" w:hAnsi="Arial" w:cs="Arial"/>
@@ -1675,27 +1532,7 @@
                 <w:szCs w:val="24"/>
                 <w:lang w:val="en-US"/>
               </w:rPr>
-              <w:t>{{</w:t>
-            </w:r>
-            <w:proofErr w:type="spellStart"/>
-            <w:r>
-              <w:rPr>
-                <w:rFonts w:ascii="Arial" w:hAnsi="Arial" w:cs="Arial"/>
-                <w:sz w:val="24"/>
-                <w:szCs w:val="24"/>
-                <w:lang w:val="en-US"/>
-              </w:rPr>
-              <w:t>supplier_full_name</w:t>
-            </w:r>
-            <w:proofErr w:type="spellEnd"/>
-            <w:r>
-              <w:rPr>
-                <w:rFonts w:ascii="Arial" w:hAnsi="Arial" w:cs="Arial"/>
-                <w:sz w:val="24"/>
-                <w:szCs w:val="24"/>
-                <w:lang w:val="en-US"/>
-              </w:rPr>
-              <w:t>}}</w:t>
+              <w:t>{{supplier_full_name}}</w:t>
             </w:r>
           </w:p>
           <w:p>
@@ -1745,27 +1582,7 @@
                 <w:szCs w:val="24"/>
                 <w:lang w:val="en-US"/>
               </w:rPr>
-              <w:t>{{</w:t>
-            </w:r>
-            <w:proofErr w:type="spellStart"/>
-            <w:r>
-              <w:rPr>
-                <w:rFonts w:ascii="Arial" w:hAnsi="Arial" w:cs="Arial"/>
-                <w:sz w:val="24"/>
-                <w:szCs w:val="24"/>
-                <w:lang w:val="en-US"/>
-              </w:rPr>
-              <w:t>supplier_inn</w:t>
-            </w:r>
-            <w:proofErr w:type="spellEnd"/>
-            <w:r>
-              <w:rPr>
-                <w:rFonts w:ascii="Arial" w:hAnsi="Arial" w:cs="Arial"/>
-                <w:sz w:val="24"/>
-                <w:szCs w:val="24"/>
-                <w:lang w:val="en-US"/>
-              </w:rPr>
-              <w:t>}}</w:t>
+              <w:t>{{supplier_inn}}</w:t>
             </w:r>
           </w:p>
           <w:p>
@@ -1815,27 +1632,7 @@
                 <w:szCs w:val="24"/>
                 <w:lang w:val="en-US"/>
               </w:rPr>
-              <w:t>{{</w:t>
-            </w:r>
-            <w:proofErr w:type="spellStart"/>
-            <w:r>
-              <w:rPr>
-                <w:rFonts w:ascii="Arial" w:hAnsi="Arial" w:cs="Arial"/>
-                <w:sz w:val="24"/>
-                <w:szCs w:val="24"/>
-                <w:lang w:val="en-US"/>
-              </w:rPr>
-              <w:t>supplier_address</w:t>
-            </w:r>
-            <w:proofErr w:type="spellEnd"/>
-            <w:r>
-              <w:rPr>
-                <w:rFonts w:ascii="Arial" w:hAnsi="Arial" w:cs="Arial"/>
-                <w:sz w:val="24"/>
-                <w:szCs w:val="24"/>
-                <w:lang w:val="en-US"/>
-              </w:rPr>
-              <w:t>}}</w:t>
+              <w:t>{{supplier_address}}</w:t>
             </w:r>
           </w:p>
           <w:p>
@@ -1859,27 +1656,7 @@
                 <w:szCs w:val="24"/>
                 <w:lang w:val="en-US"/>
               </w:rPr>
-              <w:t>____________________{{</w:t>
-            </w:r>
-            <w:proofErr w:type="spellStart"/>
-            <w:r>
-              <w:rPr>
-                <w:rFonts w:ascii="Arial" w:hAnsi="Arial" w:cs="Arial"/>
-                <w:sz w:val="24"/>
-                <w:szCs w:val="24"/>
-                <w:lang w:val="en-US"/>
-              </w:rPr>
-              <w:t>supplier_director</w:t>
-            </w:r>
-            <w:proofErr w:type="spellEnd"/>
-            <w:r>
-              <w:rPr>
-                <w:rFonts w:ascii="Arial" w:hAnsi="Arial" w:cs="Arial"/>
-                <w:sz w:val="24"/>
-                <w:szCs w:val="24"/>
-                <w:lang w:val="en-US"/>
-              </w:rPr>
-              <w:t>}}</w:t>
+              <w:t>____________________{{supplier_director}}</w:t>
             </w:r>
           </w:p>
         </w:tc>
@@ -1938,27 +1715,7 @@
                 <w:szCs w:val="24"/>
                 <w:lang w:val="en-US"/>
               </w:rPr>
-              <w:t>{{</w:t>
-            </w:r>
-            <w:proofErr w:type="spellStart"/>
-            <w:r>
-              <w:rPr>
-                <w:rFonts w:ascii="Arial" w:hAnsi="Arial" w:cs="Arial"/>
-                <w:sz w:val="24"/>
-                <w:szCs w:val="24"/>
-                <w:lang w:val="en-US"/>
-              </w:rPr>
-              <w:t>buyer_full_name</w:t>
-            </w:r>
-            <w:proofErr w:type="spellEnd"/>
-            <w:r>
-              <w:rPr>
-                <w:rFonts w:ascii="Arial" w:hAnsi="Arial" w:cs="Arial"/>
-                <w:sz w:val="24"/>
-                <w:szCs w:val="24"/>
-                <w:lang w:val="en-US"/>
-              </w:rPr>
-              <w:t>}}</w:t>
+              <w:t>{{buyer_full_name}}</w:t>
             </w:r>
           </w:p>
           <w:p>
@@ -2006,29 +1763,8 @@
                 <w:rFonts w:ascii="Arial" w:hAnsi="Arial" w:cs="Arial"/>
                 <w:sz w:val="24"/>
                 <w:szCs w:val="24"/>
-                <w:lang w:val="en-US"/>
-              </w:rPr>
-              <w:t>{{</w:t>
-            </w:r>
-            <w:proofErr w:type="spellStart"/>
-            <w:r>
-              <w:rPr>
-                <w:rFonts w:ascii="Arial" w:hAnsi="Arial" w:cs="Arial"/>
-                <w:sz w:val="24"/>
-                <w:szCs w:val="24"/>
-                <w:lang w:val="en-US"/>
-              </w:rPr>
-              <w:t>buyer_inn</w:t>
-            </w:r>
-            <w:proofErr w:type="spellEnd"/>
-            <w:r>
-              <w:rPr>
-                <w:rFonts w:ascii="Arial" w:hAnsi="Arial" w:cs="Arial"/>
-                <w:sz w:val="24"/>
-                <w:szCs w:val="24"/>
-                <w:lang w:val="en-US"/>
-              </w:rPr>
-              <w:t>}}</w:t>
+              </w:rPr>
+              <w:t>7707083893</w:t>
             </w:r>
           </w:p>
           <w:p>
@@ -2144,27 +1880,7 @@
                 <w:szCs w:val="24"/>
                 <w:lang w:val="en-US"/>
               </w:rPr>
-              <w:t>__________________{{</w:t>
-            </w:r>
-            <w:proofErr w:type="spellStart"/>
-            <w:r>
-              <w:rPr>
-                <w:rFonts w:ascii="Arial" w:hAnsi="Arial" w:cs="Arial"/>
-                <w:sz w:val="24"/>
-                <w:szCs w:val="24"/>
-                <w:lang w:val="en-US"/>
-              </w:rPr>
-              <w:t>buyer_director</w:t>
-            </w:r>
-            <w:proofErr w:type="spellEnd"/>
-            <w:r>
-              <w:rPr>
-                <w:rFonts w:ascii="Arial" w:hAnsi="Arial" w:cs="Arial"/>
-                <w:sz w:val="24"/>
-                <w:szCs w:val="24"/>
-                <w:lang w:val="en-US"/>
-              </w:rPr>
-              <w:t>}}</w:t>
+              <w:t>__________________{{buyer_director}}</w:t>
             </w:r>
           </w:p>
           <w:p>
@@ -2188,27 +1904,7 @@
                 <w:szCs w:val="24"/>
                 <w:lang w:val="en-US"/>
               </w:rPr>
-              <w:t>__________________{{</w:t>
-            </w:r>
-            <w:proofErr w:type="spellStart"/>
-            <w:r>
-              <w:rPr>
-                <w:rFonts w:ascii="Arial" w:hAnsi="Arial" w:cs="Arial"/>
-                <w:sz w:val="24"/>
-                <w:szCs w:val="24"/>
-                <w:lang w:val="en-US"/>
-              </w:rPr>
-              <w:t>buyer_accountant</w:t>
-            </w:r>
-            <w:proofErr w:type="spellEnd"/>
-            <w:r>
-              <w:rPr>
-                <w:rFonts w:ascii="Arial" w:hAnsi="Arial" w:cs="Arial"/>
-                <w:sz w:val="24"/>
-                <w:szCs w:val="24"/>
-                <w:lang w:val="en-US"/>
-              </w:rPr>
-              <w:t>}}</w:t>
+              <w:t>__________________{{buyer_accountant}}</w:t>
             </w:r>
           </w:p>
           <w:p>
@@ -2232,27 +1928,7 @@
                 <w:szCs w:val="24"/>
                 <w:lang w:val="en-US"/>
               </w:rPr>
-              <w:t>__________________{{</w:t>
-            </w:r>
-            <w:proofErr w:type="spellStart"/>
-            <w:r>
-              <w:rPr>
-                <w:rFonts w:ascii="Arial" w:hAnsi="Arial" w:cs="Arial"/>
-                <w:sz w:val="24"/>
-                <w:szCs w:val="24"/>
-                <w:lang w:val="en-US"/>
-              </w:rPr>
-              <w:t>buyer_storekeeper</w:t>
-            </w:r>
-            <w:proofErr w:type="spellEnd"/>
-            <w:r>
-              <w:rPr>
-                <w:rFonts w:ascii="Arial" w:hAnsi="Arial" w:cs="Arial"/>
-                <w:sz w:val="24"/>
-                <w:szCs w:val="24"/>
-                <w:lang w:val="en-US"/>
-              </w:rPr>
-              <w:t xml:space="preserve"> }}</w:t>
+              <w:t>__________________{{buyer_storekeeper }}</w:t>
             </w:r>
           </w:p>
           <w:p>
@@ -2962,7 +2638,6 @@
   <w:style w:type="character" w:default="1" w:styleId="a0">
     <w:name w:val="Default Paragraph Font"/>
     <w:uiPriority w:val="1"/>
-    <w:semiHidden/>
     <w:unhideWhenUsed/>
   </w:style>
   <w:style w:type="table" w:default="1" w:styleId="a1">
